--- a/prosedurler/EMS.BK.TL.07.07. Breakdown Reporting and Work Order Instruction.docx
+++ b/prosedurler/EMS.BK.TL.07.07. Breakdown Reporting and Work Order Instruction.docx
@@ -1196,7 +1196,7 @@
           <w:sz w:val="24"/>
           <w:szCs w:val="24"/>
         </w:rPr>
-        <w:t xml:space="preserve">PRS-BAK-02 Breakdown Management Procedure; TLM-BAK-02 Breakdown report and work order</w:t>
+        <w:t xml:space="preserve">EMS.BK.PRO.07.02 Breakdown Management Procedure; EMS.BK.TL.07.07 Breakdown report and work order</w:t>
       </w:r>
     </w:p>
     <w:p>
@@ -2600,7 +2600,7 @@
           <w:sz w:val="24"/>
           <w:szCs w:val="24"/>
         </w:rPr>
-        <w:t xml:space="preserve">PRS-BAK-02 إجراء إدارة الأعطال؛ TLM-BAK-02 تعليمات الإبلاغ عن الأعطال وأوامر العمل</w:t>
+        <w:t xml:space="preserve">EMS.BK.PRO.07.02 إجراء إدارة الأعطال؛ EMS.BK.TL.07.07 تعليمات الإبلاغ عن الأعطال وأوامر العمل</w:t>
       </w:r>
     </w:p>
     <w:p>
